--- a/docs/GDPR_COMPLIANCE_REVIEW.docx
+++ b/docs/GDPR_COMPLIANCE_REVIEW.docx
@@ -259,7 +259,30 @@
           <w:sz w:val="21"/>
           <w:szCs w:val="21"/>
         </w:rPr>
-        <w:t xml:space="preserve">Thirteen findings are detailed below (F1-F13), one CRITICAL, four HIGH, four MEDIUM, one LOW, two INFORMATIONAL, and one POSITIVE. None of them requires re-architecting the plugin; all are addressable with a combination of documentation, a small set of UI additions, and organizational process on the deploying organization's side.</w:t>
+        <w:t xml:space="preserve">Fourteen findings are detailed below (F1-F14), one CRITICAL, four HIGH, five MEDIUM, one LOW, two INFORMATIONAL, and one POSITIVE. None of them requires re-architecting the plugin; all are addressable with a combination of documentation, a small set of UI additions, and organizational process on the deploying organization's side.</w:t>
+      </w:r>
+    </w:p>
+    <w:p>
+      <w:pPr>
+        <w:spacing w:after="160" w:before="0"/>
+      </w:pPr>
+      <w:r>
+        <w:rPr>
+          <w:rFonts w:ascii="Calibri" w:cs="Calibri" w:eastAsia="Calibri" w:hAnsi="Calibri"/>
+          <w:b/>
+          <w:bCs/>
+          <w:sz w:val="21"/>
+          <w:szCs w:val="21"/>
+        </w:rPr>
+        <w:t xml:space="preserve">Extension note (2026-09-08): </w:t>
+      </w:r>
+      <w:r>
+        <w:rPr>
+          <w:rFonts w:ascii="Calibri" w:cs="Calibri" w:eastAsia="Calibri" w:hAnsi="Calibri"/>
+          <w:sz w:val="21"/>
+          <w:szCs w:val="21"/>
+        </w:rPr>
+        <w:t xml:space="preserve">This review's original file list (Section 8) and Sections 3.2/3.3 covered only the inert "Cartogen AI (Hosted)" LLM-provider stub, not the separate Hosted-Account feature (agent/account.py / ui/account_dialog.py), added 2026-08-28 -- before this review's own 2026-09-01 date, but outside its original scope. Finding F14 closes that scope gap, folding in the verified inventory from docs/GDPR_HOSTED_ACCOUNT_ADDENDUM_2026-09-08.md.</w:t>
       </w:r>
     </w:p>
     <w:p>
@@ -1778,6 +1801,260 @@
           </w:p>
         </w:tc>
       </w:tr>
+      <w:tr>
+        <w:tc>
+          <w:tcPr>
+            <w:tcW w:type="dxa" w:w="2000"/>
+            <w:tcMar>
+              <w:top w:type="dxa" w:w="80"/>
+              <w:left w:type="dxa" w:w="100"/>
+              <w:bottom w:type="dxa" w:w="80"/>
+              <w:right w:type="dxa" w:w="100"/>
+            </w:tcMar>
+            <w:vAlign w:val="center"/>
+          </w:tcPr>
+          <w:p>
+            <w:pPr>
+              <w:jc w:val="left"/>
+            </w:pPr>
+            <w:r>
+              <w:rPr>
+                <w:rFonts w:ascii="Calibri" w:cs="Calibri" w:eastAsia="Calibri" w:hAnsi="Calibri"/>
+                <w:sz w:val="19"/>
+                <w:szCs w:val="19"/>
+              </w:rPr>
+              <w:t xml:space="preserve">Hosted-Account email / name / password</w:t>
+            </w:r>
+          </w:p>
+        </w:tc>
+        <w:tc>
+          <w:tcPr>
+            <w:tcW w:type="dxa" w:w="2600"/>
+            <w:tcMar>
+              <w:top w:type="dxa" w:w="80"/>
+              <w:left w:type="dxa" w:w="100"/>
+              <w:bottom w:type="dxa" w:w="80"/>
+              <w:right w:type="dxa" w:w="100"/>
+            </w:tcMar>
+            <w:vAlign w:val="center"/>
+          </w:tcPr>
+          <w:p>
+            <w:pPr>
+              <w:jc w:val="left"/>
+            </w:pPr>
+            <w:r>
+              <w:rPr>
+                <w:rFonts w:ascii="Calibri" w:cs="Calibri" w:eastAsia="Calibri" w:hAnsi="Calibri"/>
+                <w:sz w:val="19"/>
+                <w:szCs w:val="19"/>
+              </w:rPr>
+              <w:t xml:space="preserve">Not stored -- held only in the dialog's fields for the session; sent to base_url over HTTPS</w:t>
+            </w:r>
+          </w:p>
+        </w:tc>
+        <w:tc>
+          <w:tcPr>
+            <w:tcW w:type="dxa" w:w="2000"/>
+            <w:tcMar>
+              <w:top w:type="dxa" w:w="80"/>
+              <w:left w:type="dxa" w:w="100"/>
+              <w:bottom w:type="dxa" w:w="80"/>
+              <w:right w:type="dxa" w:w="100"/>
+            </w:tcMar>
+            <w:vAlign w:val="center"/>
+          </w:tcPr>
+          <w:p>
+            <w:pPr>
+              <w:jc w:val="left"/>
+            </w:pPr>
+            <w:r>
+              <w:rPr>
+                <w:rFonts w:ascii="Calibri" w:cs="Calibri" w:eastAsia="Calibri" w:hAnsi="Calibri"/>
+                <w:sz w:val="19"/>
+                <w:szCs w:val="19"/>
+              </w:rPr>
+              <w:t xml:space="preserve">Yes -- to the configured Cartogen-account service (agent/account.py)</w:t>
+            </w:r>
+          </w:p>
+        </w:tc>
+        <w:tc>
+          <w:tcPr>
+            <w:tcW w:type="dxa" w:w="2200"/>
+            <w:tcMar>
+              <w:top w:type="dxa" w:w="80"/>
+              <w:left w:type="dxa" w:w="100"/>
+              <w:bottom w:type="dxa" w:w="80"/>
+              <w:right w:type="dxa" w:w="100"/>
+            </w:tcMar>
+            <w:vAlign w:val="center"/>
+          </w:tcPr>
+          <w:p>
+            <w:pPr>
+              <w:jc w:val="left"/>
+            </w:pPr>
+            <w:r>
+              <w:rPr>
+                <w:rFonts w:ascii="Calibri" w:cs="Calibri" w:eastAsia="Calibri" w:hAnsi="Calibri"/>
+                <w:sz w:val="19"/>
+                <w:szCs w:val="19"/>
+              </w:rPr>
+              <w:t xml:space="preserve">Yes -- opt-in (user chooses to register/sign in); in-app privacy notice added 2026-09-08</w:t>
+            </w:r>
+          </w:p>
+        </w:tc>
+        <w:tc>
+          <w:tcPr>
+            <w:tcW w:type="dxa" w:w="1600"/>
+            <w:tcMar>
+              <w:top w:type="dxa" w:w="80"/>
+              <w:left w:type="dxa" w:w="100"/>
+              <w:bottom w:type="dxa" w:w="80"/>
+              <w:right w:type="dxa" w:w="100"/>
+            </w:tcMar>
+            <w:vAlign w:val="center"/>
+          </w:tcPr>
+          <w:p>
+            <w:pPr>
+              <w:jc w:val="left"/>
+            </w:pPr>
+            <w:r>
+              <w:rPr>
+                <w:rFonts w:ascii="Calibri" w:cs="Calibri" w:eastAsia="Calibri" w:hAnsi="Calibri"/>
+                <w:sz w:val="19"/>
+                <w:szCs w:val="19"/>
+              </w:rPr>
+              <w:t xml:space="preserve">N/A -- not persisted by the plugin</w:t>
+            </w:r>
+          </w:p>
+        </w:tc>
+      </w:tr>
+      <w:tr>
+        <w:tc>
+          <w:tcPr>
+            <w:tcW w:type="dxa" w:w="2000"/>
+            <w:tcMar>
+              <w:top w:type="dxa" w:w="80"/>
+              <w:left w:type="dxa" w:w="100"/>
+              <w:bottom w:type="dxa" w:w="80"/>
+              <w:right w:type="dxa" w:w="100"/>
+            </w:tcMar>
+            <w:vAlign w:val="center"/>
+          </w:tcPr>
+          <w:p>
+            <w:pPr>
+              <w:jc w:val="left"/>
+            </w:pPr>
+            <w:r>
+              <w:rPr>
+                <w:rFonts w:ascii="Calibri" w:cs="Calibri" w:eastAsia="Calibri" w:hAnsi="Calibri"/>
+                <w:sz w:val="19"/>
+                <w:szCs w:val="19"/>
+              </w:rPr>
+              <w:t xml:space="preserve">Hosted-Account session token</w:t>
+            </w:r>
+          </w:p>
+        </w:tc>
+        <w:tc>
+          <w:tcPr>
+            <w:tcW w:type="dxa" w:w="2600"/>
+            <w:tcMar>
+              <w:top w:type="dxa" w:w="80"/>
+              <w:left w:type="dxa" w:w="100"/>
+              <w:bottom w:type="dxa" w:w="80"/>
+              <w:right w:type="dxa" w:w="100"/>
+            </w:tcMar>
+            <w:vAlign w:val="center"/>
+          </w:tcPr>
+          <w:p>
+            <w:pPr>
+              <w:jc w:val="left"/>
+            </w:pPr>
+            <w:r>
+              <w:rPr>
+                <w:rFonts w:ascii="Calibri" w:cs="Calibri" w:eastAsia="Calibri" w:hAnsi="Calibri"/>
+                <w:sz w:val="19"/>
+                <w:szCs w:val="19"/>
+              </w:rPr>
+              <w:t xml:space="preserve">QgsAuthManager, encrypted (agent/auth.py); no plaintext fallback for this secret</w:t>
+            </w:r>
+          </w:p>
+        </w:tc>
+        <w:tc>
+          <w:tcPr>
+            <w:tcW w:type="dxa" w:w="2000"/>
+            <w:tcMar>
+              <w:top w:type="dxa" w:w="80"/>
+              <w:left w:type="dxa" w:w="100"/>
+              <w:bottom w:type="dxa" w:w="80"/>
+              <w:right w:type="dxa" w:w="100"/>
+            </w:tcMar>
+            <w:vAlign w:val="center"/>
+          </w:tcPr>
+          <w:p>
+            <w:pPr>
+              <w:jc w:val="left"/>
+            </w:pPr>
+            <w:r>
+              <w:rPr>
+                <w:rFonts w:ascii="Calibri" w:cs="Calibri" w:eastAsia="Calibri" w:hAnsi="Calibri"/>
+                <w:sz w:val="19"/>
+                <w:szCs w:val="19"/>
+              </w:rPr>
+              <w:t xml:space="preserve">No (received on login, not sent onward)</w:t>
+            </w:r>
+          </w:p>
+        </w:tc>
+        <w:tc>
+          <w:tcPr>
+            <w:tcW w:type="dxa" w:w="2200"/>
+            <w:tcMar>
+              <w:top w:type="dxa" w:w="80"/>
+              <w:left w:type="dxa" w:w="100"/>
+              <w:bottom w:type="dxa" w:w="80"/>
+              <w:right w:type="dxa" w:w="100"/>
+            </w:tcMar>
+            <w:vAlign w:val="center"/>
+          </w:tcPr>
+          <w:p>
+            <w:pPr>
+              <w:jc w:val="left"/>
+            </w:pPr>
+            <w:r>
+              <w:rPr>
+                <w:rFonts w:ascii="Calibri" w:cs="Calibri" w:eastAsia="Calibri" w:hAnsi="Calibri"/>
+                <w:sz w:val="19"/>
+                <w:szCs w:val="19"/>
+              </w:rPr>
+              <w:t xml:space="preserve">Yes -- created only after a successful login</w:t>
+            </w:r>
+          </w:p>
+        </w:tc>
+        <w:tc>
+          <w:tcPr>
+            <w:tcW w:type="dxa" w:w="1600"/>
+            <w:tcMar>
+              <w:top w:type="dxa" w:w="80"/>
+              <w:left w:type="dxa" w:w="100"/>
+              <w:bottom w:type="dxa" w:w="80"/>
+              <w:right w:type="dxa" w:w="100"/>
+            </w:tcMar>
+            <w:vAlign w:val="center"/>
+          </w:tcPr>
+          <w:p>
+            <w:pPr>
+              <w:jc w:val="left"/>
+            </w:pPr>
+            <w:r>
+              <w:rPr>
+                <w:rFonts w:ascii="Calibri" w:cs="Calibri" w:eastAsia="Calibri" w:hAnsi="Calibri"/>
+                <w:sz w:val="19"/>
+                <w:szCs w:val="19"/>
+              </w:rPr>
+              <w:t xml:space="preserve">Yes -- "Sign out" clears it (CredentialManager.clear_account_session())</w:t>
+            </w:r>
+          </w:p>
+        </w:tc>
+      </w:tr>
     </w:tbl>
     <w:p>
       <w:pPr>
@@ -3380,6 +3657,114 @@
           </w:p>
         </w:tc>
       </w:tr>
+      <w:tr>
+        <w:tc>
+          <w:tcPr>
+            <w:tcW w:type="dxa" w:w="900"/>
+            <w:tcMar>
+              <w:top w:type="dxa" w:w="80"/>
+              <w:left w:type="dxa" w:w="100"/>
+              <w:bottom w:type="dxa" w:w="80"/>
+              <w:right w:type="dxa" w:w="100"/>
+            </w:tcMar>
+            <w:vAlign w:val="center"/>
+          </w:tcPr>
+          <w:p>
+            <w:pPr>
+              <w:jc w:val="left"/>
+            </w:pPr>
+            <w:r>
+              <w:rPr>
+                <w:rFonts w:ascii="Calibri" w:cs="Calibri" w:eastAsia="Calibri" w:hAnsi="Calibri"/>
+                <w:b/>
+                <w:bCs/>
+                <w:sz w:val="19"/>
+                <w:szCs w:val="19"/>
+              </w:rPr>
+              <w:t xml:space="preserve">F14</w:t>
+            </w:r>
+          </w:p>
+        </w:tc>
+        <w:tc>
+          <w:tcPr>
+            <w:tcW w:type="dxa" w:w="1300"/>
+            <w:shd w:fill="8A6D00" w:val="clear"/>
+            <w:tcMar>
+              <w:top w:type="dxa" w:w="80"/>
+              <w:left w:type="dxa" w:w="100"/>
+              <w:bottom w:type="dxa" w:w="80"/>
+              <w:right w:type="dxa" w:w="100"/>
+            </w:tcMar>
+            <w:vAlign w:val="center"/>
+          </w:tcPr>
+          <w:p>
+            <w:pPr>
+              <w:jc w:val="center"/>
+            </w:pPr>
+            <w:r>
+              <w:rPr>
+                <w:rFonts w:ascii="Calibri" w:cs="Calibri" w:eastAsia="Calibri" w:hAnsi="Calibri"/>
+                <w:b/>
+                <w:bCs/>
+                <w:color w:val="FFFFFF"/>
+                <w:sz w:val="18"/>
+                <w:szCs w:val="18"/>
+              </w:rPr>
+              <w:t xml:space="preserve">MEDIUM</w:t>
+            </w:r>
+          </w:p>
+        </w:tc>
+        <w:tc>
+          <w:tcPr>
+            <w:tcW w:type="dxa" w:w="5200"/>
+            <w:tcMar>
+              <w:top w:type="dxa" w:w="80"/>
+              <w:left w:type="dxa" w:w="100"/>
+              <w:bottom w:type="dxa" w:w="80"/>
+              <w:right w:type="dxa" w:w="100"/>
+            </w:tcMar>
+            <w:vAlign w:val="center"/>
+          </w:tcPr>
+          <w:p>
+            <w:pPr>
+              <w:jc w:val="left"/>
+            </w:pPr>
+            <w:r>
+              <w:rPr>
+                <w:rFonts w:ascii="Calibri" w:cs="Calibri" w:eastAsia="Calibri" w:hAnsi="Calibri"/>
+                <w:sz w:val="19"/>
+                <w:szCs w:val="19"/>
+              </w:rPr>
+              <w:t xml:space="preserve">Hosted-Account feature reviewed: privacy notice and HTTPS-only transport now in place; no self-service deletion/export or documented retention policy</w:t>
+            </w:r>
+          </w:p>
+        </w:tc>
+        <w:tc>
+          <w:tcPr>
+            <w:tcW w:type="dxa" w:w="3000"/>
+            <w:tcMar>
+              <w:top w:type="dxa" w:w="80"/>
+              <w:left w:type="dxa" w:w="100"/>
+              <w:bottom w:type="dxa" w:w="80"/>
+              <w:right w:type="dxa" w:w="100"/>
+            </w:tcMar>
+            <w:vAlign w:val="center"/>
+          </w:tcPr>
+          <w:p>
+            <w:pPr>
+              <w:jc w:val="left"/>
+            </w:pPr>
+            <w:r>
+              <w:rPr>
+                <w:rFonts w:ascii="Calibri" w:cs="Calibri" w:eastAsia="Calibri" w:hAnsi="Calibri"/>
+                <w:sz w:val="19"/>
+                <w:szCs w:val="19"/>
+              </w:rPr>
+              <w:t xml:space="preserve">Art. 12-14, Art. 17, Art. 20</w:t>
+            </w:r>
+          </w:p>
+        </w:tc>
+      </w:tr>
     </w:tbl>
     <w:p>
       <w:r>
@@ -4948,6 +5333,142 @@
           <w:szCs w:val="21"/>
         </w:rPr>
         <w:t xml:space="preserve">A GDPR review should credit real security work, not just list gaps -- these measures materially reduce the risk of unauthorized access to whatever data the tool touches, which is itself an Art. 32 obligation, and they are unusually well-documented and tested for a project at this stage.</w:t>
+      </w:r>
+    </w:p>
+    <w:p>
+      <w:pPr>
+        <w:spacing w:after="100" w:before="280"/>
+      </w:pPr>
+      <w:r>
+        <w:rPr>
+          <w:rFonts w:ascii="Calibri" w:cs="Calibri" w:eastAsia="Calibri" w:hAnsi="Calibri"/>
+          <w:b/>
+          <w:bCs/>
+          <w:color w:val="1F3B57"/>
+          <w:sz w:val="23"/>
+          <w:szCs w:val="23"/>
+        </w:rPr>
+        <w:t xml:space="preserve">F14  </w:t>
+      </w:r>
+      <w:r>
+        <w:rPr>
+          <w:rFonts w:ascii="Calibri" w:cs="Calibri" w:eastAsia="Calibri" w:hAnsi="Calibri"/>
+          <w:b/>
+          <w:bCs/>
+          <w:color w:val="1A1A1A"/>
+          <w:sz w:val="23"/>
+          <w:szCs w:val="23"/>
+        </w:rPr>
+        <w:t xml:space="preserve">Hosted-Account feature: privacy notice and encrypted transport now in place, deletion/export and retention gaps remain</w:t>
+      </w:r>
+      <w:r>
+        <w:t xml:space="preserve">   </w:t>
+      </w:r>
+      <w:r>
+        <w:rPr>
+          <w:rFonts w:ascii="Calibri" w:cs="Calibri" w:eastAsia="Calibri" w:hAnsi="Calibri"/>
+          <w:b/>
+          <w:bCs/>
+          <w:color w:val="FFFFFF"/>
+          <w:sz w:val="19"/>
+          <w:szCs w:val="19"/>
+          <w:shd w:fill="8A6D00" w:val="clear"/>
+        </w:rPr>
+        <w:t xml:space="preserve">  MEDIUM  </w:t>
+      </w:r>
+    </w:p>
+    <w:p>
+      <w:pPr>
+        <w:spacing w:after="120"/>
+      </w:pPr>
+      <w:r>
+        <w:rPr>
+          <w:rFonts w:ascii="Calibri" w:cs="Calibri" w:eastAsia="Calibri" w:hAnsi="Calibri"/>
+          <w:b/>
+          <w:bCs/>
+          <w:sz w:val="21"/>
+          <w:szCs w:val="21"/>
+        </w:rPr>
+        <w:t xml:space="preserve">What it is: </w:t>
+      </w:r>
+      <w:r>
+        <w:rPr>
+          <w:rFonts w:ascii="Calibri" w:cs="Calibri" w:eastAsia="Calibri" w:hAnsi="Calibri"/>
+          <w:sz w:val="21"/>
+          <w:szCs w:val="21"/>
+        </w:rPr>
+        <w:t xml:space="preserve">agent/account.py (added 2026-08-28, commit e045cb2) is a thin HTTP client (CartogenAccountClient) letting a user create or sign in to a Cartogen-hosted account from inside the QGIS plugin (ui/account_dialog.py), so the plugin can call a hosted Cartogen API under that account's identity. It collects email and password (register, login) and optional first/last name (register only), sent to a configurable base_url (Settings -&gt; Cartogen AI account URL). This feature predates this review's 2026-09-01 date but was outside its original file list (Section 8) -- see the Extension note in Section 1 and docs/GDPR_HOSTED_ACCOUNT_ADDENDUM_2026-09-08.md for the full verified inventory.</w:t>
+      </w:r>
+    </w:p>
+    <w:p>
+      <w:pPr>
+        <w:spacing w:after="120"/>
+      </w:pPr>
+      <w:r>
+        <w:rPr>
+          <w:rFonts w:ascii="Calibri" w:cs="Calibri" w:eastAsia="Calibri" w:hAnsi="Calibri"/>
+          <w:b/>
+          <w:bCs/>
+          <w:sz w:val="21"/>
+          <w:szCs w:val="21"/>
+        </w:rPr>
+        <w:t xml:space="preserve">GDPR relevance: </w:t>
+      </w:r>
+      <w:r>
+        <w:rPr>
+          <w:rFonts w:ascii="Calibri" w:cs="Calibri" w:eastAsia="Calibri" w:hAnsi="Calibri"/>
+          <w:sz w:val="21"/>
+          <w:szCs w:val="21"/>
+        </w:rPr>
+        <w:t xml:space="preserve">Articles 12-14 (transparency) are addressed as of 2026-09-08: the dialog now shows a privacy notice before registration or login (BUG-2026-09-08-2), and plain HTTP is rejected for any non-loopback host (BUG-2026-09-08-1), closing the transport gap this finding would otherwise have to flag on its own. What remains open: Art. 17 (erasure) and Art. 20 (portability) have no in-app path for this feature's own data -- "Sign out" only clears the local session token, and any erasure or export request for the registered email/name/password would have to be handled server-side, by whoever operates base_url. Whether that is Section 3's controller (the deploying organization's own infrastructure) or a separate processor is a deployment fact this code review cannot determine from the code alone.</w:t>
+      </w:r>
+    </w:p>
+    <w:p>
+      <w:pPr>
+        <w:spacing w:after="160"/>
+      </w:pPr>
+      <w:r>
+        <w:rPr>
+          <w:rFonts w:ascii="Calibri" w:cs="Calibri" w:eastAsia="Calibri" w:hAnsi="Calibri"/>
+          <w:b/>
+          <w:bCs/>
+          <w:color w:val="444444"/>
+          <w:sz w:val="20"/>
+          <w:szCs w:val="20"/>
+        </w:rPr>
+        <w:t xml:space="preserve">Evidence: </w:t>
+      </w:r>
+      <w:r>
+        <w:rPr>
+          <w:rFonts w:ascii="Consolas" w:cs="Consolas" w:eastAsia="Consolas" w:hAnsi="Consolas"/>
+          <w:color w:val="5B2AA3"/>
+          <w:sz w:val="19"/>
+          <w:szCs w:val="19"/>
+        </w:rPr>
+        <w:t xml:space="preserve">src/cartogen_ai/core/agent/account.py (CartogenAccountClient, base_url, register/login, HTTPS enforcement)  |  src/cartogen_ai/core/agent/auth.py (CredentialManager.get_account_session / _save_auth_secret, no plaintext fallback)  |  src/cartogen_ai/core/ui/account_dialog.py (privacy_notice_label, added 2026-09-08)  |  docs/GDPR_HOSTED_ACCOUNT_ADDENDUM_2026-09-08.md</w:t>
+      </w:r>
+    </w:p>
+    <w:p>
+      <w:pPr>
+        <w:spacing w:after="120"/>
+      </w:pPr>
+      <w:r>
+        <w:rPr>
+          <w:rFonts w:ascii="Calibri" w:cs="Calibri" w:eastAsia="Calibri" w:hAnsi="Calibri"/>
+          <w:b/>
+          <w:bCs/>
+          <w:sz w:val="21"/>
+          <w:szCs w:val="21"/>
+        </w:rPr>
+        <w:t xml:space="preserve">Recommendation: </w:t>
+      </w:r>
+      <w:r>
+        <w:rPr>
+          <w:rFonts w:ascii="Calibri" w:cs="Calibri" w:eastAsia="Calibri" w:hAnsi="Calibri"/>
+          <w:sz w:val="21"/>
+          <w:szCs w:val="21"/>
+        </w:rPr>
+        <w:t xml:space="preserve">R11 -- add a self-service account-deletion/export path for this feature's data, or document the server-side process and retention policy for it; if base_url will ever point to infrastructure outside the deploying organization's own control, put a DPA in place first, the same as R10 for the hosted LLM gateway (Section 3.3).</w:t>
       </w:r>
     </w:p>
     <w:p>
@@ -5205,49 +5726,6 @@
     </w:p>
     <w:p>
       <w:pPr>
-        <w:spacing w:after="160" w:before="200"/>
-      </w:pPr>
-      <w:r>
-        <w:rPr>
-          <w:rFonts w:ascii="Calibri" w:cs="Calibri" w:eastAsia="Calibri" w:hAnsi="Calibri"/>
-          <w:sz w:val="21"/>
-          <w:szCs w:val="21"/>
-        </w:rPr>
-        <w:t xml:space="preserve">None of these require re-architecting the plugin. R4, R5, R6, R7, and R9 are the kind of small, mechanical, well-scoped changes this project has consistently made throughout its documentation and UX hardening work to date (see IMPLEMENTATION_TRACKER.md's resolved-items history) -- they fit the same pattern.</w:t>
-      </w:r>
-    </w:p>
-    <w:p>
-      <w:pPr>
-        <w:pStyle w:val="Heading1"/>
-        <w:spacing w:after="200" w:before="360"/>
-      </w:pPr>
-      <w:r>
-        <w:rPr>
-          <w:rFonts w:ascii="Calibri" w:cs="Calibri" w:eastAsia="Calibri" w:hAnsi="Calibri"/>
-          <w:b/>
-          <w:bCs/>
-          <w:color w:val="1F3B57"/>
-          <w:sz w:val="30"/>
-          <w:szCs w:val="30"/>
-        </w:rPr>
-        <w:t xml:space="preserve">8. Appendix -- Files Reviewed</w:t>
-      </w:r>
-    </w:p>
-    <w:p>
-      <w:pPr>
-        <w:spacing w:after="160" w:before="0"/>
-      </w:pPr>
-      <w:r>
-        <w:rPr>
-          <w:rFonts w:ascii="Calibri" w:cs="Calibri" w:eastAsia="Calibri" w:hAnsi="Calibri"/>
-          <w:sz w:val="21"/>
-          <w:szCs w:val="21"/>
-        </w:rPr>
-        <w:t xml:space="preserve">Primary files read in full or in relevant part during this review, for independent verification:</w:t>
-      </w:r>
-    </w:p>
-    <w:p>
-      <w:pPr>
         <w:pStyle w:val="ListParagraph"/>
         <w:numPr>
           <w:ilvl w:val="0"/>
@@ -5257,20 +5735,54 @@
       </w:pPr>
       <w:r>
         <w:rPr>
-          <w:rFonts w:ascii="Consolas" w:cs="Consolas" w:eastAsia="Consolas" w:hAnsi="Consolas"/>
-          <w:color w:val="5B2AA3"/>
-          <w:sz w:val="19"/>
-          <w:szCs w:val="19"/>
-        </w:rPr>
-        <w:t xml:space="preserve">src/cartogen_ai/core/agent/memory.py</w:t>
-      </w:r>
-      <w:r>
-        <w:rPr>
-          <w:rFonts w:ascii="Calibri" w:cs="Calibri" w:eastAsia="Calibri" w:hAnsi="Calibri"/>
-          <w:sz w:val="20"/>
-          <w:szCs w:val="20"/>
-        </w:rPr>
-        <w:t xml:space="preserve"> -- project/global memory storage, no clear_global_notes()</w:t>
+          <w:rFonts w:ascii="Calibri" w:cs="Calibri" w:eastAsia="Calibri" w:hAnsi="Calibri"/>
+          <w:sz w:val="21"/>
+          <w:szCs w:val="21"/>
+        </w:rPr>
+        <w:t xml:space="preserve">R11 -- Add a self-service account-deletion/export path for Hosted-Account data (agent/account.py), or document the server-side process and retention policy for it; if the configured base_url will ever point to infrastructure outside the deploying organization's own control, put a DPA in place first (closes F14).</w:t>
+      </w:r>
+    </w:p>
+    <w:p>
+      <w:pPr>
+        <w:spacing w:after="160" w:before="200"/>
+      </w:pPr>
+      <w:r>
+        <w:rPr>
+          <w:rFonts w:ascii="Calibri" w:cs="Calibri" w:eastAsia="Calibri" w:hAnsi="Calibri"/>
+          <w:sz w:val="21"/>
+          <w:szCs w:val="21"/>
+        </w:rPr>
+        <w:t xml:space="preserve">None of these require re-architecting the plugin. R4, R5, R6, R7, and R9 are the kind of small, mechanical, well-scoped changes this project has consistently made throughout its documentation and UX hardening work to date (see IMPLEMENTATION_TRACKER.md's resolved-items history) -- they fit the same pattern.</w:t>
+      </w:r>
+    </w:p>
+    <w:p>
+      <w:pPr>
+        <w:pStyle w:val="Heading1"/>
+        <w:spacing w:after="200" w:before="360"/>
+      </w:pPr>
+      <w:r>
+        <w:rPr>
+          <w:rFonts w:ascii="Calibri" w:cs="Calibri" w:eastAsia="Calibri" w:hAnsi="Calibri"/>
+          <w:b/>
+          <w:bCs/>
+          <w:color w:val="1F3B57"/>
+          <w:sz w:val="30"/>
+          <w:szCs w:val="30"/>
+        </w:rPr>
+        <w:t xml:space="preserve">8. Appendix -- Files Reviewed</w:t>
+      </w:r>
+    </w:p>
+    <w:p>
+      <w:pPr>
+        <w:spacing w:after="160" w:before="0"/>
+      </w:pPr>
+      <w:r>
+        <w:rPr>
+          <w:rFonts w:ascii="Calibri" w:cs="Calibri" w:eastAsia="Calibri" w:hAnsi="Calibri"/>
+          <w:sz w:val="21"/>
+          <w:szCs w:val="21"/>
+        </w:rPr>
+        <w:t xml:space="preserve">Primary files read in full or in relevant part during this review, for independent verification:</w:t>
       </w:r>
     </w:p>
     <w:p>
@@ -5289,7 +5801,7 @@
           <w:sz w:val="19"/>
           <w:szCs w:val="19"/>
         </w:rPr>
-        <w:t xml:space="preserve">src/cartogen_ai/core/agent/chat_persistence.py</w:t>
+        <w:t xml:space="preserve">src/cartogen_ai/core/agent/memory.py</w:t>
       </w:r>
       <w:r>
         <w:rPr>
@@ -5297,7 +5809,7 @@
           <w:sz w:val="20"/>
           <w:szCs w:val="20"/>
         </w:rPr>
-        <w:t xml:space="preserve"> -- chat history opt-in pattern</w:t>
+        <w:t xml:space="preserve"> -- project/global memory storage, no clear_global_notes()</w:t>
       </w:r>
     </w:p>
     <w:p>
@@ -5316,7 +5828,7 @@
           <w:sz w:val="19"/>
           <w:szCs w:val="19"/>
         </w:rPr>
-        <w:t xml:space="preserve">src/cartogen_ai/core/agent/auth.py</w:t>
+        <w:t xml:space="preserve">src/cartogen_ai/core/agent/chat_persistence.py</w:t>
       </w:r>
       <w:r>
         <w:rPr>
@@ -5324,7 +5836,7 @@
           <w:sz w:val="20"/>
           <w:szCs w:val="20"/>
         </w:rPr>
-        <w:t xml:space="preserve"> -- credential storage and plaintext-fallback flag</w:t>
+        <w:t xml:space="preserve"> -- chat history opt-in pattern</w:t>
       </w:r>
     </w:p>
     <w:p>
@@ -5343,7 +5855,7 @@
           <w:sz w:val="19"/>
           <w:szCs w:val="19"/>
         </w:rPr>
-        <w:t xml:space="preserve">src/cartogen_ai/core/agent/providers/{openrouter,gemini,openai,claude,cartogen,ollama}.py</w:t>
+        <w:t xml:space="preserve">src/cartogen_ai/core/agent/auth.py</w:t>
       </w:r>
       <w:r>
         <w:rPr>
@@ -5351,7 +5863,7 @@
           <w:sz w:val="20"/>
           <w:szCs w:val="20"/>
         </w:rPr>
-        <w:t xml:space="preserve"> -- provider endpoints, gateway stub status</w:t>
+        <w:t xml:space="preserve"> -- credential storage and plaintext-fallback flag</w:t>
       </w:r>
     </w:p>
     <w:p>
@@ -5370,7 +5882,7 @@
           <w:sz w:val="19"/>
           <w:szCs w:val="19"/>
         </w:rPr>
-        <w:t xml:space="preserve">src/cartogen_ai/core/ui/settings_dialog.py</w:t>
+        <w:t xml:space="preserve">src/cartogen_ai/core/agent/providers/{openrouter,gemini,openai,claude,cartogen,ollama}.py</w:t>
       </w:r>
       <w:r>
         <w:rPr>
@@ -5378,7 +5890,7 @@
           <w:sz w:val="20"/>
           <w:szCs w:val="20"/>
         </w:rPr>
-        <w:t xml:space="preserve"> -- provider list, key-help links, Cartogen (Hosted) entry and tooltip</w:t>
+        <w:t xml:space="preserve"> -- provider endpoints, gateway stub status</w:t>
       </w:r>
     </w:p>
     <w:p>
@@ -5397,7 +5909,7 @@
           <w:sz w:val="19"/>
           <w:szCs w:val="19"/>
         </w:rPr>
-        <w:t xml:space="preserve">src/cartogen_ai/core/ui/tasks_tab_widget.py</w:t>
+        <w:t xml:space="preserve">src/cartogen_ai/core/ui/settings_dialog.py</w:t>
       </w:r>
       <w:r>
         <w:rPr>
@@ -5405,7 +5917,7 @@
           <w:sz w:val="20"/>
           <w:szCs w:val="20"/>
         </w:rPr>
-        <w:t xml:space="preserve"> -- memory panel and Clear Project Memory control</w:t>
+        <w:t xml:space="preserve"> -- provider list, key-help links, Cartogen (Hosted) entry and tooltip</w:t>
       </w:r>
     </w:p>
     <w:p>
@@ -5424,7 +5936,7 @@
           <w:sz w:val="19"/>
           <w:szCs w:val="19"/>
         </w:rPr>
-        <w:t xml:space="preserve">src/cartogen_ai/core/ui/attachments.py</w:t>
+        <w:t xml:space="preserve">src/cartogen_ai/core/ui/tasks_tab_widget.py</w:t>
       </w:r>
       <w:r>
         <w:rPr>
@@ -5432,7 +5944,7 @@
           <w:sz w:val="20"/>
           <w:szCs w:val="20"/>
         </w:rPr>
-        <w:t xml:space="preserve"> -- file-attachment reading path</w:t>
+        <w:t xml:space="preserve"> -- memory panel and Clear Project Memory control</w:t>
       </w:r>
     </w:p>
     <w:p>
@@ -5451,7 +5963,7 @@
           <w:sz w:val="19"/>
           <w:szCs w:val="19"/>
         </w:rPr>
-        <w:t xml:space="preserve">SECURITY.md</w:t>
+        <w:t xml:space="preserve">src/cartogen_ai/core/ui/attachments.py</w:t>
       </w:r>
       <w:r>
         <w:rPr>
@@ -5459,7 +5971,7 @@
           <w:sz w:val="20"/>
           <w:szCs w:val="20"/>
         </w:rPr>
-        <w:t xml:space="preserve"> -- existing threat model, protections, and (as of 2026-08-31) Data Protection section</w:t>
+        <w:t xml:space="preserve"> -- file-attachment reading path</w:t>
       </w:r>
     </w:p>
     <w:p>
@@ -5478,7 +5990,7 @@
           <w:sz w:val="19"/>
           <w:szCs w:val="19"/>
         </w:rPr>
-        <w:t xml:space="preserve">docs/IMPLEMENTATION_TRACKER.md, docs/TOOLS_REFERENCE.md</w:t>
+        <w:t xml:space="preserve">SECURITY.md</w:t>
       </w:r>
       <w:r>
         <w:rPr>
@@ -5486,7 +5998,115 @@
           <w:sz w:val="20"/>
           <w:szCs w:val="20"/>
         </w:rPr>
+        <w:t xml:space="preserve"> -- existing threat model, protections, and (as of 2026-08-31) Data Protection section</w:t>
+      </w:r>
+    </w:p>
+    <w:p>
+      <w:pPr>
+        <w:pStyle w:val="ListParagraph"/>
+        <w:numPr>
+          <w:ilvl w:val="0"/>
+          <w:numId w:val="2"/>
+        </w:numPr>
+        <w:spacing w:after="100"/>
+      </w:pPr>
+      <w:r>
+        <w:rPr>
+          <w:rFonts w:ascii="Consolas" w:cs="Consolas" w:eastAsia="Consolas" w:hAnsi="Consolas"/>
+          <w:color w:val="5B2AA3"/>
+          <w:sz w:val="19"/>
+          <w:szCs w:val="19"/>
+        </w:rPr>
+        <w:t xml:space="preserve">docs/IMPLEMENTATION_TRACKER.md, docs/TOOLS_REFERENCE.md</w:t>
+      </w:r>
+      <w:r>
+        <w:rPr>
+          <w:rFonts w:ascii="Calibri" w:cs="Calibri" w:eastAsia="Calibri" w:hAnsi="Calibri"/>
+          <w:sz w:val="20"/>
+          <w:szCs w:val="20"/>
+        </w:rPr>
         <w:t xml:space="preserve"> -- open items and full tool catalog referenced for F5's DPIA-trigger analysis</w:t>
+      </w:r>
+    </w:p>
+    <w:p>
+      <w:pPr>
+        <w:pStyle w:val="ListParagraph"/>
+        <w:numPr>
+          <w:ilvl w:val="0"/>
+          <w:numId w:val="2"/>
+        </w:numPr>
+        <w:spacing w:after="100"/>
+      </w:pPr>
+      <w:r>
+        <w:rPr>
+          <w:rFonts w:ascii="Consolas" w:cs="Consolas" w:eastAsia="Consolas" w:hAnsi="Consolas"/>
+          <w:color w:val="5B2AA3"/>
+          <w:sz w:val="19"/>
+          <w:szCs w:val="19"/>
+        </w:rPr>
+        <w:t xml:space="preserve">src/cartogen_ai/core/agent/account.py</w:t>
+      </w:r>
+      <w:r>
+        <w:rPr>
+          <w:rFonts w:ascii="Calibri" w:cs="Calibri" w:eastAsia="Calibri" w:hAnsi="Calibri"/>
+          <w:sz w:val="20"/>
+          <w:szCs w:val="20"/>
+        </w:rPr>
+        <w:t xml:space="preserve"> -- Hosted-Account HTTP client; personal-data fields and HTTPS enforcement added 2026-09-08 (BUG-2026-09-08-1)</w:t>
+      </w:r>
+    </w:p>
+    <w:p>
+      <w:pPr>
+        <w:pStyle w:val="ListParagraph"/>
+        <w:numPr>
+          <w:ilvl w:val="0"/>
+          <w:numId w:val="2"/>
+        </w:numPr>
+        <w:spacing w:after="100"/>
+      </w:pPr>
+      <w:r>
+        <w:rPr>
+          <w:rFonts w:ascii="Consolas" w:cs="Consolas" w:eastAsia="Consolas" w:hAnsi="Consolas"/>
+          <w:color w:val="5B2AA3"/>
+          <w:sz w:val="19"/>
+          <w:szCs w:val="19"/>
+        </w:rPr>
+        <w:t xml:space="preserve">src/cartogen_ai/core/ui/account_dialog.py</w:t>
+      </w:r>
+      <w:r>
+        <w:rPr>
+          <w:rFonts w:ascii="Calibri" w:cs="Calibri" w:eastAsia="Calibri" w:hAnsi="Calibri"/>
+          <w:sz w:val="20"/>
+          <w:szCs w:val="20"/>
+        </w:rPr>
+        <w:t xml:space="preserve"> -- Hosted-Account dialog; in-app privacy notice added 2026-09-08 (BUG-2026-09-08-2)</w:t>
+      </w:r>
+    </w:p>
+    <w:p>
+      <w:pPr>
+        <w:pStyle w:val="ListParagraph"/>
+        <w:numPr>
+          <w:ilvl w:val="0"/>
+          <w:numId w:val="2"/>
+        </w:numPr>
+        <w:spacing w:after="100"/>
+      </w:pPr>
+      <w:r>
+        <w:rPr>
+          <w:rFonts w:ascii="Consolas" w:cs="Consolas" w:eastAsia="Consolas" w:hAnsi="Consolas"/>
+          <w:color w:val="5B2AA3"/>
+          <w:sz w:val="19"/>
+          <w:szCs w:val="19"/>
+        </w:rPr>
+        <w:t xml:space="preserve">docs/GDPR_HOSTED_ACCOUNT_ADDENDUM_2026-09-08.md</w:t>
+      </w:r>
+      <w:r>
+        <w:rPr>
+          <w:rFonts w:ascii="Calibri" w:cs="Calibri" w:eastAsia="Calibri" w:hAnsi="Calibri"/>
+          <w:sz w:val="20"/>
+          <w:szCs w:val="20"/>
+        </w:rPr>
+        <w:t xml:space="preserve"> -- underlying verified personal-data inventory for this extension (Finding F14)</w:t>
       </w:r>
     </w:p>
     <w:p>
